--- a/india_monitor_data/rag/documents/Strike_Intelligence/Spain_Strike_Intelligence.docx
+++ b/india_monitor_data/rag/documents/Strike_Intelligence/Spain_Strike_Intelligence.docx
@@ -15,9 +15,9 @@
       <w:r>
         <w:t>Monitored Freight Hub: Spain Logistics Cluster</w:t>
         <w:br/>
-        <w:t>Generated: 2026-09-08 14:22:30 | Total Disruption Incidents Analyzed: 10</w:t>
+        <w:t>Generated: 2026-09-09 16:49:44 | Total Disruption Incidents Analyzed: 12</w:t>
         <w:br/>
-        <w:t>Disruption Severity Breakdown: 🔴 HIGH: 2 | 🟡 MEDIUM: 2 | 🟢 LOW: 6</w:t>
+        <w:t>Disruption Severity Breakdown: 🔴 HIGH: 2 | 🟡 MEDIUM: 3 | 🟢 LOW: 7</w:t>
       </w:r>
     </w:p>
     <w:p>
@@ -122,6 +122,60 @@
           </w:tcPr>
           <w:p>
             <w:r>
+              <w:t>Truck</w:t>
+            </w:r>
+          </w:p>
+        </w:tc>
+        <w:tc>
+          <w:tcPr>
+            <w:tcW w:type="dxa" w:w="1728"/>
+          </w:tcPr>
+          <w:p>
+            <w:r>
+              <w:t>Spanish truck drivers announce three-day strike ahead of Christmas</w:t>
+            </w:r>
+          </w:p>
+        </w:tc>
+        <w:tc>
+          <w:tcPr>
+            <w:tcW w:type="dxa" w:w="1728"/>
+          </w:tcPr>
+          <w:p>
+            <w:r>
+              <w:t>🟡 MEDIUM</w:t>
+            </w:r>
+          </w:p>
+        </w:tc>
+      </w:tr>
+      <w:tr>
+        <w:tc>
+          <w:tcPr>
+            <w:tcW w:type="dxa" w:w="1728"/>
+          </w:tcPr>
+          <w:p>
+            <w:r>
+              <w:t>INC-SPA-02</w:t>
+              <w:br/>
+              <w:t>(None)</w:t>
+            </w:r>
+          </w:p>
+        </w:tc>
+        <w:tc>
+          <w:tcPr>
+            <w:tcW w:type="dxa" w:w="1728"/>
+          </w:tcPr>
+          <w:p>
+            <w:r>
+              <w:t>Unknown</w:t>
+            </w:r>
+          </w:p>
+        </w:tc>
+        <w:tc>
+          <w:tcPr>
+            <w:tcW w:type="dxa" w:w="1728"/>
+          </w:tcPr>
+          <w:p>
+            <w:r>
               <w:t>General</w:t>
             </w:r>
           </w:p>
@@ -154,7 +208,61 @@
           </w:tcPr>
           <w:p>
             <w:r>
-              <w:t>INC-SPA-02</w:t>
+              <w:t>INC-SPA-03</w:t>
+              <w:br/>
+              <w:t>(None)</w:t>
+            </w:r>
+          </w:p>
+        </w:tc>
+        <w:tc>
+          <w:tcPr>
+            <w:tcW w:type="dxa" w:w="1728"/>
+          </w:tcPr>
+          <w:p>
+            <w:r>
+              <w:t>Unknown</w:t>
+            </w:r>
+          </w:p>
+        </w:tc>
+        <w:tc>
+          <w:tcPr>
+            <w:tcW w:type="dxa" w:w="1728"/>
+          </w:tcPr>
+          <w:p>
+            <w:r>
+              <w:t>General</w:t>
+            </w:r>
+          </w:p>
+        </w:tc>
+        <w:tc>
+          <w:tcPr>
+            <w:tcW w:type="dxa" w:w="1728"/>
+          </w:tcPr>
+          <w:p>
+            <w:r>
+              <w:t>Easter getaway chaos at Spain’s flight hubs as ground staff walk out</w:t>
+            </w:r>
+          </w:p>
+        </w:tc>
+        <w:tc>
+          <w:tcPr>
+            <w:tcW w:type="dxa" w:w="1728"/>
+          </w:tcPr>
+          <w:p>
+            <w:r>
+              <w:t>🟢 LOW</w:t>
+            </w:r>
+          </w:p>
+        </w:tc>
+      </w:tr>
+      <w:tr>
+        <w:tc>
+          <w:tcPr>
+            <w:tcW w:type="dxa" w:w="1728"/>
+          </w:tcPr>
+          <w:p>
+            <w:r>
+              <w:t>INC-SPA-04</w:t>
               <w:br/>
               <w:t>(None)</w:t>
             </w:r>
@@ -208,7 +316,7 @@
           </w:tcPr>
           <w:p>
             <w:r>
-              <w:t>INC-SPA-03</w:t>
+              <w:t>INC-SPA-05</w:t>
               <w:br/>
               <w:t>(None)</w:t>
             </w:r>
@@ -262,7 +370,7 @@
           </w:tcPr>
           <w:p>
             <w:r>
-              <w:t>INC-SPA-04</w:t>
+              <w:t>INC-SPA-06</w:t>
               <w:br/>
               <w:t>(None)</w:t>
             </w:r>
@@ -316,7 +424,7 @@
           </w:tcPr>
           <w:p>
             <w:r>
-              <w:t>INC-SPA-05</w:t>
+              <w:t>INC-SPA-07</w:t>
               <w:br/>
               <w:t>(None)</w:t>
             </w:r>
@@ -370,7 +478,7 @@
           </w:tcPr>
           <w:p>
             <w:r>
-              <w:t>INC-SPA-06</w:t>
+              <w:t>INC-SPA-08</w:t>
               <w:br/>
               <w:t>(None)</w:t>
             </w:r>
@@ -424,7 +532,7 @@
           </w:tcPr>
           <w:p>
             <w:r>
-              <w:t>INC-SPA-07</w:t>
+              <w:t>INC-SPA-09</w:t>
               <w:br/>
               <w:t>(None)</w:t>
             </w:r>
@@ -478,7 +586,7 @@
           </w:tcPr>
           <w:p>
             <w:r>
-              <w:t>INC-SPA-08</w:t>
+              <w:t>INC-SPA-10</w:t>
               <w:br/>
               <w:t>(None)</w:t>
             </w:r>
@@ -511,114 +619,6 @@
           <w:p>
             <w:r>
               <w:t xml:space="preserve">Easter holiday warning as strikes begin at popular Spanish airports including Majorca and </w:t>
-            </w:r>
-          </w:p>
-        </w:tc>
-        <w:tc>
-          <w:tcPr>
-            <w:tcW w:type="dxa" w:w="1728"/>
-          </w:tcPr>
-          <w:p>
-            <w:r>
-              <w:t>🟢 LOW</w:t>
-            </w:r>
-          </w:p>
-        </w:tc>
-      </w:tr>
-      <w:tr>
-        <w:tc>
-          <w:tcPr>
-            <w:tcW w:type="dxa" w:w="1728"/>
-          </w:tcPr>
-          <w:p>
-            <w:r>
-              <w:t>INC-SPA-09</w:t>
-              <w:br/>
-              <w:t>(None)</w:t>
-            </w:r>
-          </w:p>
-        </w:tc>
-        <w:tc>
-          <w:tcPr>
-            <w:tcW w:type="dxa" w:w="1728"/>
-          </w:tcPr>
-          <w:p>
-            <w:r>
-              <w:t>Unknown</w:t>
-            </w:r>
-          </w:p>
-        </w:tc>
-        <w:tc>
-          <w:tcPr>
-            <w:tcW w:type="dxa" w:w="1728"/>
-          </w:tcPr>
-          <w:p>
-            <w:r>
-              <w:t>Strike</w:t>
-            </w:r>
-          </w:p>
-        </w:tc>
-        <w:tc>
-          <w:tcPr>
-            <w:tcW w:type="dxa" w:w="1728"/>
-          </w:tcPr>
-          <w:p>
-            <w:r>
-              <w:t>Spanish airports face ‘indefinite’ ground handlers’ strike</w:t>
-            </w:r>
-          </w:p>
-        </w:tc>
-        <w:tc>
-          <w:tcPr>
-            <w:tcW w:type="dxa" w:w="1728"/>
-          </w:tcPr>
-          <w:p>
-            <w:r>
-              <w:t>🔴 HIGH</w:t>
-            </w:r>
-          </w:p>
-        </w:tc>
-      </w:tr>
-      <w:tr>
-        <w:tc>
-          <w:tcPr>
-            <w:tcW w:type="dxa" w:w="1728"/>
-          </w:tcPr>
-          <w:p>
-            <w:r>
-              <w:t>INC-SPA-10</w:t>
-              <w:br/>
-              <w:t>(None)</w:t>
-            </w:r>
-          </w:p>
-        </w:tc>
-        <w:tc>
-          <w:tcPr>
-            <w:tcW w:type="dxa" w:w="1728"/>
-          </w:tcPr>
-          <w:p>
-            <w:r>
-              <w:t>Unknown</w:t>
-            </w:r>
-          </w:p>
-        </w:tc>
-        <w:tc>
-          <w:tcPr>
-            <w:tcW w:type="dxa" w:w="1728"/>
-          </w:tcPr>
-          <w:p>
-            <w:r>
-              <w:t>General</w:t>
-            </w:r>
-          </w:p>
-        </w:tc>
-        <w:tc>
-          <w:tcPr>
-            <w:tcW w:type="dxa" w:w="1728"/>
-          </w:tcPr>
-          <w:p>
-            <w:r>
-              <w:t>Spain Ground Crew Strikes Put 2 Million Seats at Risk for August Flights</w:t>
             </w:r>
           </w:p>
         </w:tc>
